--- a/Final_External_Architecture_Conclusion_v8.docx
+++ b/Final_External_Architecture_Conclusion_v8.docx
@@ -7247,6 +7247,11 @@
     <w:p>
       <w:r>
         <w:t>A further round of explainability-output and model-runtime gaps was closed later the same day (2026-06-21), found by testing the live analyst dashboard's UI rather than by code audit: the Explainability Service's model evidence previously omitted the rule safety score (the exact value the 0.8 human-review threshold checks) and the emotion component score / five mapped-emotion dimensions (fear/sadness/anger/distress/dependency) even though the inference pipeline already computed all of them – both are now included in ModelEvidence/ModelEvidenceOut; the case detail endpoint (GET /cases/{case_id}) now also returns the case's redacted message transcript (CaseMessageOut) so the dashboard can show analysts the conversation the evidence refers to, which it previously could not display at all. A live comparison of three otherwise-identical conversations escalating only in their final message found stub mode's cyberbullying/grooming component scores barely moved between a benign and an explicitly violent ending; backend/model_runtime/loader.py's _load_stub was confirmed to construct cyberbullying_head/grooming_head with no checkpoint loaded, so in stub mode – unlike what this document's mode description previously implied – those heads are framework-initialized (random), not just the encoders feeding them. A third model_runtime_mode, ‘local’, was added: it loads the same real trained_weights/ checkpoints as ‘real’ mode for cyberbullying/grooming/emotion-mapping but keeps the zero-signal LLM/dependency stand-ins, giving meaningful component scores for local UI testing with no ANTHROPIC_API_KEY and no per-case cost.</w:t>
+      </w:r>
+    </w:p>
+    <w:p>
+      <w:r>
+        <w:t>A further round of privacy-preprocessing work closed two more gaps in the same area. First, PII redaction was found to be regex-only in practice, missing plain names and street addresses in message text -- confirmed live (neither a name like 'Alex' nor a full street address was redacted) -- and the redaction module's own comment claiming this gap was 'surfaced verbatim via the Explainability Service's data limitations output' was aspirational, not actual, since no such entry ever appeared in a real API response. Fixed by adding a US street-address regex and a local NER model (dslim/bert-base-NER, no LLM/API call, no added per-case cost) for person/place names, merging every redaction span against the original message text in a single pass rather than layering NER on top of already-redacted text -- the latter had caused a real, caught-and-fixed bug where NER tagged a fragment of an existing '[REDACTED_EMAIL]' marker as a false-positive entity -- and making the redaction-scope disclosure unconditionally present in every case's data_limitations rather than aspirational. Second, the 'Unredacted data is deleted immediately after preprocessing' claim above was independently re-verified against the current code, not just the design intent: the raw, unredacted message text submitted to POST /cases lives only in that request's local memory, is never written to any database table or log line (backend/monitoring/logging_setup.py's 'never log raw conversation text' rule was checked against every actual logger call in backend/, not just its own docstring claim), and the worker that runs analysis only ever reads back the already-redacted case_messages rows -- confirming this design statement holds in the current implementation, not only on paper.</w:t>
       </w:r>
     </w:p>
     <w:p>
